--- a/doc/РД/2025-09-29/Регистровая схема  таблица, кратко .docx
+++ b/doc/РД/2025-09-29/Регистровая схема  таблица, кратко .docx
@@ -703,6 +703,172 @@
                 <w:szCs w:val="28"/>
               </w:rPr>
             </w:pPr>
+          </w:p>
+        </w:tc>
+      </w:tr>
+      <w:tr>
+        <w:tc>
+          <w:tcPr>
+            <w:tcW w:w="520" w:type="dxa"/>
+          </w:tcPr>
+          <w:p>
+            <w:pPr>
+              <w:rPr>
+                <w:rFonts w:ascii="Times New Roman" w:hAnsi="Times New Roman" w:cs="Times New Roman"/>
+                <w:sz w:val="28"/>
+                <w:szCs w:val="28"/>
+                <w:lang w:val="en-US"/>
+              </w:rPr>
+            </w:pPr>
+            <w:r>
+              <w:rPr>
+                <w:rFonts w:ascii="Times New Roman" w:hAnsi="Times New Roman" w:cs="Times New Roman"/>
+                <w:sz w:val="28"/>
+                <w:szCs w:val="28"/>
+                <w:lang w:val="en-US"/>
+              </w:rPr>
+              <w:t>4</w:t>
+            </w:r>
+          </w:p>
+        </w:tc>
+        <w:tc>
+          <w:tcPr>
+            <w:tcW w:w="3497" w:type="dxa"/>
+          </w:tcPr>
+          <w:p>
+            <w:pPr>
+              <w:rPr>
+                <w:rFonts w:ascii="Times New Roman" w:hAnsi="Times New Roman" w:cs="Times New Roman"/>
+                <w:b/>
+                <w:sz w:val="28"/>
+                <w:szCs w:val="28"/>
+                <w:lang w:val="en-US"/>
+              </w:rPr>
+            </w:pPr>
+            <w:r>
+              <w:rPr>
+                <w:rFonts w:ascii="Times New Roman" w:hAnsi="Times New Roman" w:cs="Times New Roman"/>
+                <w:b/>
+                <w:sz w:val="28"/>
+                <w:szCs w:val="28"/>
+                <w:lang w:val="en-US"/>
+              </w:rPr>
+              <w:t>-</w:t>
+            </w:r>
+          </w:p>
+        </w:tc>
+        <w:tc>
+          <w:tcPr>
+            <w:tcW w:w="900" w:type="dxa"/>
+          </w:tcPr>
+          <w:p>
+            <w:pPr>
+              <w:jc w:val="center"/>
+              <w:rPr>
+                <w:rFonts w:ascii="Times New Roman" w:hAnsi="Times New Roman" w:cs="Times New Roman"/>
+                <w:b/>
+                <w:bCs/>
+                <w:sz w:val="28"/>
+                <w:szCs w:val="28"/>
+                <w:lang w:val="en-US"/>
+              </w:rPr>
+            </w:pPr>
+            <w:r>
+              <w:rPr>
+                <w:rFonts w:ascii="Times New Roman" w:hAnsi="Times New Roman" w:cs="Times New Roman"/>
+                <w:b/>
+                <w:bCs/>
+                <w:sz w:val="28"/>
+                <w:szCs w:val="28"/>
+                <w:lang w:val="en-US"/>
+              </w:rPr>
+              <w:t>-</w:t>
+            </w:r>
+          </w:p>
+        </w:tc>
+        <w:tc>
+          <w:tcPr>
+            <w:tcW w:w="949" w:type="dxa"/>
+          </w:tcPr>
+          <w:p>
+            <w:pPr>
+              <w:jc w:val="center"/>
+              <w:rPr>
+                <w:rFonts w:ascii="Times New Roman" w:hAnsi="Times New Roman" w:cs="Times New Roman"/>
+                <w:b/>
+                <w:bCs/>
+                <w:sz w:val="28"/>
+                <w:szCs w:val="28"/>
+                <w:lang w:val="en-US"/>
+              </w:rPr>
+            </w:pPr>
+            <w:r>
+              <w:rPr>
+                <w:rFonts w:ascii="Times New Roman" w:hAnsi="Times New Roman" w:cs="Times New Roman"/>
+                <w:b/>
+                <w:bCs/>
+                <w:sz w:val="28"/>
+                <w:szCs w:val="28"/>
+                <w:lang w:val="en-US"/>
+              </w:rPr>
+              <w:t>-</w:t>
+            </w:r>
+          </w:p>
+        </w:tc>
+        <w:tc>
+          <w:tcPr>
+            <w:tcW w:w="1330" w:type="dxa"/>
+            <w:tcBorders>
+              <w:right w:val="single" w:sz="24" w:space="0" w:color="auto"/>
+            </w:tcBorders>
+          </w:tcPr>
+          <w:p>
+            <w:pPr>
+              <w:jc w:val="center"/>
+              <w:rPr>
+                <w:rFonts w:ascii="Times New Roman" w:hAnsi="Times New Roman" w:cs="Times New Roman"/>
+                <w:sz w:val="28"/>
+                <w:szCs w:val="28"/>
+                <w:lang w:val="en-US"/>
+              </w:rPr>
+            </w:pPr>
+            <w:r>
+              <w:rPr>
+                <w:rFonts w:ascii="Times New Roman" w:hAnsi="Times New Roman" w:cs="Times New Roman"/>
+                <w:sz w:val="28"/>
+                <w:szCs w:val="28"/>
+                <w:lang w:val="en-US"/>
+              </w:rPr>
+              <w:t>-</w:t>
+            </w:r>
+          </w:p>
+        </w:tc>
+        <w:tc>
+          <w:tcPr>
+            <w:tcW w:w="2375" w:type="dxa"/>
+            <w:tcBorders>
+              <w:left w:val="single" w:sz="24" w:space="0" w:color="auto"/>
+            </w:tcBorders>
+          </w:tcPr>
+          <w:p>
+            <w:pPr>
+              <w:jc w:val="center"/>
+              <w:rPr>
+                <w:rFonts w:ascii="Times New Roman" w:hAnsi="Times New Roman" w:cs="Times New Roman"/>
+                <w:sz w:val="28"/>
+                <w:szCs w:val="28"/>
+                <w:lang w:val="en-US"/>
+              </w:rPr>
+            </w:pPr>
+            <w:r>
+              <w:rPr>
+                <w:rFonts w:ascii="Times New Roman" w:hAnsi="Times New Roman" w:cs="Times New Roman"/>
+                <w:sz w:val="28"/>
+                <w:szCs w:val="28"/>
+                <w:lang w:val="en-US"/>
+              </w:rPr>
+              <w:t>-</w:t>
+            </w:r>
           </w:p>
         </w:tc>
       </w:tr>

--- a/doc/РД/2025-09-29/Регистровая схема  таблица, кратко .docx
+++ b/doc/РД/2025-09-29/Регистровая схема  таблица, кратко .docx
@@ -223,6 +223,7 @@
                 <w:b/>
                 <w:sz w:val="28"/>
                 <w:szCs w:val="28"/>
+                <w:lang w:val="en-US"/>
               </w:rPr>
             </w:pPr>
             <w:r>
@@ -243,6 +244,17 @@
               </w:rPr>
               <w:t xml:space="preserve"> 3000В</w:t>
             </w:r>
+          </w:p>
+          <w:p>
+            <w:pPr>
+              <w:rPr>
+                <w:rFonts w:ascii="Times New Roman" w:hAnsi="Times New Roman" w:cs="Times New Roman"/>
+                <w:b/>
+                <w:sz w:val="28"/>
+                <w:szCs w:val="28"/>
+                <w:lang w:val="en-US"/>
+              </w:rPr>
+            </w:pPr>
           </w:p>
         </w:tc>
         <w:tc>
@@ -305,6 +317,7 @@
                 <w:rFonts w:ascii="Times New Roman" w:hAnsi="Times New Roman" w:cs="Times New Roman"/>
                 <w:sz w:val="28"/>
                 <w:szCs w:val="28"/>
+                <w:lang w:val="en-US"/>
               </w:rPr>
             </w:pPr>
             <w:r>
@@ -314,6 +327,38 @@
                 <w:szCs w:val="28"/>
               </w:rPr>
               <w:t>24р.</w:t>
+            </w:r>
+          </w:p>
+          <w:p>
+            <w:pPr>
+              <w:jc w:val="center"/>
+              <w:rPr>
+                <w:rFonts w:ascii="Times New Roman" w:hAnsi="Times New Roman" w:cs="Times New Roman"/>
+                <w:sz w:val="28"/>
+                <w:szCs w:val="28"/>
+                <w:lang w:val="en-US"/>
+              </w:rPr>
+            </w:pPr>
+          </w:p>
+          <w:p>
+            <w:pPr>
+              <w:jc w:val="center"/>
+              <w:rPr>
+                <w:rFonts w:ascii="Times New Roman" w:hAnsi="Times New Roman" w:cs="Times New Roman"/>
+                <w:sz w:val="28"/>
+                <w:szCs w:val="28"/>
+                <w:lang w:val="en-US"/>
+              </w:rPr>
+            </w:pPr>
+            <w:r>
+              <w:rPr>
+                <w:rFonts w:ascii="Times New Roman" w:hAnsi="Times New Roman" w:cs="Times New Roman"/>
+                <w:color w:val="00B0F0"/>
+                <w:sz w:val="28"/>
+                <w:szCs w:val="28"/>
+                <w:lang w:val="en-US"/>
+              </w:rPr>
+              <w:t>REG1</w:t>
             </w:r>
           </w:p>
         </w:tc>
@@ -443,6 +488,7 @@
                 <w:rFonts w:ascii="Times New Roman" w:hAnsi="Times New Roman" w:cs="Times New Roman"/>
                 <w:sz w:val="28"/>
                 <w:szCs w:val="28"/>
+                <w:lang w:val="en-US"/>
               </w:rPr>
             </w:pPr>
             <w:r>
@@ -452,6 +498,27 @@
                 <w:szCs w:val="28"/>
               </w:rPr>
               <w:t>16 р.</w:t>
+            </w:r>
+          </w:p>
+          <w:p>
+            <w:pPr>
+              <w:jc w:val="center"/>
+              <w:rPr>
+                <w:rFonts w:ascii="Times New Roman" w:hAnsi="Times New Roman" w:cs="Times New Roman"/>
+                <w:sz w:val="28"/>
+                <w:szCs w:val="28"/>
+                <w:lang w:val="en-US"/>
+              </w:rPr>
+            </w:pPr>
+            <w:r>
+              <w:rPr>
+                <w:rFonts w:ascii="Times New Roman" w:hAnsi="Times New Roman" w:cs="Times New Roman"/>
+                <w:color w:val="00B0F0"/>
+                <w:sz w:val="28"/>
+                <w:szCs w:val="28"/>
+                <w:lang w:val="en-US"/>
+              </w:rPr>
+              <w:t>REG2</w:t>
             </w:r>
           </w:p>
         </w:tc>
@@ -578,6 +645,7 @@
                 <w:rFonts w:ascii="Times New Roman" w:hAnsi="Times New Roman" w:cs="Times New Roman"/>
                 <w:sz w:val="28"/>
                 <w:szCs w:val="28"/>
+                <w:lang w:val="en-US"/>
               </w:rPr>
             </w:pPr>
             <w:r>
@@ -589,6 +657,49 @@
               <w:t>16 р.</w:t>
             </w:r>
           </w:p>
+          <w:p>
+            <w:pPr>
+              <w:jc w:val="center"/>
+              <w:rPr>
+                <w:rFonts w:ascii="Times New Roman" w:hAnsi="Times New Roman" w:cs="Times New Roman"/>
+                <w:sz w:val="28"/>
+                <w:szCs w:val="28"/>
+                <w:lang w:val="en-US"/>
+              </w:rPr>
+            </w:pPr>
+          </w:p>
+          <w:p>
+            <w:pPr>
+              <w:jc w:val="center"/>
+              <w:rPr>
+                <w:rFonts w:ascii="Times New Roman" w:hAnsi="Times New Roman" w:cs="Times New Roman"/>
+                <w:sz w:val="28"/>
+                <w:szCs w:val="28"/>
+                <w:lang w:val="en-US"/>
+              </w:rPr>
+            </w:pPr>
+          </w:p>
+          <w:p>
+            <w:pPr>
+              <w:jc w:val="center"/>
+              <w:rPr>
+                <w:rFonts w:ascii="Times New Roman" w:hAnsi="Times New Roman" w:cs="Times New Roman"/>
+                <w:sz w:val="28"/>
+                <w:szCs w:val="28"/>
+                <w:lang w:val="en-US"/>
+              </w:rPr>
+            </w:pPr>
+            <w:r>
+              <w:rPr>
+                <w:rFonts w:ascii="Times New Roman" w:hAnsi="Times New Roman" w:cs="Times New Roman"/>
+                <w:color w:val="00B0F0"/>
+                <w:sz w:val="28"/>
+                <w:szCs w:val="28"/>
+                <w:lang w:val="en-US"/>
+              </w:rPr>
+              <w:t>ADC1</w:t>
+            </w:r>
+          </w:p>
         </w:tc>
         <w:tc>
           <w:tcPr>
@@ -649,6 +760,7 @@
                 <w:rFonts w:ascii="Times New Roman" w:hAnsi="Times New Roman" w:cs="Times New Roman"/>
                 <w:sz w:val="28"/>
                 <w:szCs w:val="28"/>
+                <w:lang w:val="en-US"/>
               </w:rPr>
             </w:pPr>
             <w:r>
@@ -658,6 +770,60 @@
                 <w:szCs w:val="28"/>
               </w:rPr>
               <w:t>12р.</w:t>
+            </w:r>
+          </w:p>
+          <w:p>
+            <w:pPr>
+              <w:jc w:val="center"/>
+              <w:rPr>
+                <w:rFonts w:ascii="Times New Roman" w:hAnsi="Times New Roman" w:cs="Times New Roman"/>
+                <w:sz w:val="28"/>
+                <w:szCs w:val="28"/>
+                <w:lang w:val="en-US"/>
+              </w:rPr>
+            </w:pPr>
+          </w:p>
+          <w:p>
+            <w:pPr>
+              <w:jc w:val="center"/>
+              <w:rPr>
+                <w:rFonts w:ascii="Times New Roman" w:hAnsi="Times New Roman" w:cs="Times New Roman"/>
+                <w:color w:val="00B0F0"/>
+                <w:sz w:val="28"/>
+                <w:szCs w:val="28"/>
+                <w:lang w:val="en-US"/>
+              </w:rPr>
+            </w:pPr>
+            <w:r>
+              <w:rPr>
+                <w:rFonts w:ascii="Times New Roman" w:hAnsi="Times New Roman" w:cs="Times New Roman"/>
+                <w:color w:val="00B0F0"/>
+                <w:sz w:val="28"/>
+                <w:szCs w:val="28"/>
+                <w:lang w:val="en-US"/>
+              </w:rPr>
+              <w:t>DAC1</w:t>
+            </w:r>
+          </w:p>
+          <w:p>
+            <w:pPr>
+              <w:jc w:val="center"/>
+              <w:rPr>
+                <w:rFonts w:ascii="Times New Roman" w:hAnsi="Times New Roman" w:cs="Times New Roman"/>
+                <w:sz w:val="28"/>
+                <w:szCs w:val="28"/>
+                <w:lang w:val="en-US"/>
+              </w:rPr>
+            </w:pPr>
+            <w:r>
+              <w:rPr>
+                <w:rFonts w:ascii="Times New Roman" w:hAnsi="Times New Roman" w:cs="Times New Roman"/>
+                <w:color w:val="00B0F0"/>
+                <w:sz w:val="28"/>
+                <w:szCs w:val="28"/>
+                <w:lang w:val="en-US"/>
+              </w:rPr>
+              <w:t>DAC2</w:t>
             </w:r>
           </w:p>
         </w:tc>
@@ -675,6 +841,7 @@
                 <w:rFonts w:ascii="Times New Roman" w:hAnsi="Times New Roman" w:cs="Times New Roman"/>
                 <w:sz w:val="28"/>
                 <w:szCs w:val="28"/>
+                <w:lang w:val="en-US"/>
               </w:rPr>
             </w:pPr>
             <w:r>
@@ -684,6 +851,60 @@
                 <w:szCs w:val="28"/>
               </w:rPr>
               <w:t>24-32 р.</w:t>
+            </w:r>
+          </w:p>
+          <w:p>
+            <w:pPr>
+              <w:jc w:val="center"/>
+              <w:rPr>
+                <w:rFonts w:ascii="Times New Roman" w:hAnsi="Times New Roman" w:cs="Times New Roman"/>
+                <w:sz w:val="28"/>
+                <w:szCs w:val="28"/>
+                <w:lang w:val="en-US"/>
+              </w:rPr>
+            </w:pPr>
+          </w:p>
+          <w:p>
+            <w:pPr>
+              <w:jc w:val="center"/>
+              <w:rPr>
+                <w:rFonts w:ascii="Times New Roman" w:hAnsi="Times New Roman" w:cs="Times New Roman"/>
+                <w:sz w:val="28"/>
+                <w:szCs w:val="28"/>
+                <w:lang w:val="en-US"/>
+              </w:rPr>
+            </w:pPr>
+          </w:p>
+          <w:p>
+            <w:pPr>
+              <w:jc w:val="center"/>
+              <w:rPr>
+                <w:rFonts w:ascii="Times New Roman" w:hAnsi="Times New Roman" w:cs="Times New Roman"/>
+                <w:sz w:val="28"/>
+                <w:szCs w:val="28"/>
+                <w:lang w:val="en-US"/>
+              </w:rPr>
+            </w:pPr>
+          </w:p>
+          <w:p>
+            <w:pPr>
+              <w:jc w:val="center"/>
+              <w:rPr>
+                <w:rFonts w:ascii="Times New Roman" w:hAnsi="Times New Roman" w:cs="Times New Roman"/>
+                <w:sz w:val="28"/>
+                <w:szCs w:val="28"/>
+                <w:lang w:val="en-US"/>
+              </w:rPr>
+            </w:pPr>
+            <w:r>
+              <w:rPr>
+                <w:rFonts w:ascii="Times New Roman" w:hAnsi="Times New Roman" w:cs="Times New Roman"/>
+                <w:color w:val="00B0F0"/>
+                <w:sz w:val="28"/>
+                <w:szCs w:val="28"/>
+                <w:lang w:val="en-US"/>
+              </w:rPr>
+              <w:t>REG3</w:t>
             </w:r>
           </w:p>
         </w:tc>
@@ -957,6 +1178,7 @@
                 <w:rFonts w:ascii="Times New Roman" w:hAnsi="Times New Roman" w:cs="Times New Roman"/>
                 <w:sz w:val="28"/>
                 <w:szCs w:val="28"/>
+                <w:lang w:val="en-US"/>
               </w:rPr>
             </w:pPr>
             <w:r>
@@ -966,6 +1188,38 @@
                 <w:szCs w:val="28"/>
               </w:rPr>
               <w:t>16 р.</w:t>
+            </w:r>
+          </w:p>
+          <w:p>
+            <w:pPr>
+              <w:jc w:val="center"/>
+              <w:rPr>
+                <w:rFonts w:ascii="Times New Roman" w:hAnsi="Times New Roman" w:cs="Times New Roman"/>
+                <w:sz w:val="28"/>
+                <w:szCs w:val="28"/>
+                <w:lang w:val="en-US"/>
+              </w:rPr>
+            </w:pPr>
+          </w:p>
+          <w:p>
+            <w:pPr>
+              <w:jc w:val="center"/>
+              <w:rPr>
+                <w:rFonts w:ascii="Times New Roman" w:hAnsi="Times New Roman" w:cs="Times New Roman"/>
+                <w:sz w:val="28"/>
+                <w:szCs w:val="28"/>
+                <w:lang w:val="en-US"/>
+              </w:rPr>
+            </w:pPr>
+            <w:r>
+              <w:rPr>
+                <w:rFonts w:ascii="Times New Roman" w:hAnsi="Times New Roman" w:cs="Times New Roman"/>
+                <w:color w:val="00B0F0"/>
+                <w:sz w:val="28"/>
+                <w:szCs w:val="28"/>
+                <w:lang w:val="en-US"/>
+              </w:rPr>
+              <w:t>ADC2</w:t>
             </w:r>
           </w:p>
         </w:tc>
@@ -1038,6 +1292,46 @@
                 <w:szCs w:val="28"/>
               </w:rPr>
               <w:t>12 р.</w:t>
+            </w:r>
+          </w:p>
+          <w:p>
+            <w:pPr>
+              <w:jc w:val="center"/>
+              <w:rPr>
+                <w:rFonts w:ascii="Times New Roman" w:hAnsi="Times New Roman" w:cs="Times New Roman"/>
+                <w:color w:val="00B0F0"/>
+                <w:sz w:val="28"/>
+                <w:szCs w:val="28"/>
+              </w:rPr>
+            </w:pPr>
+            <w:r>
+              <w:rPr>
+                <w:rFonts w:ascii="Times New Roman" w:hAnsi="Times New Roman" w:cs="Times New Roman"/>
+                <w:color w:val="00B0F0"/>
+                <w:sz w:val="28"/>
+                <w:szCs w:val="28"/>
+              </w:rPr>
+              <w:t>DAC3</w:t>
+            </w:r>
+          </w:p>
+          <w:p>
+            <w:pPr>
+              <w:jc w:val="center"/>
+              <w:rPr>
+                <w:rFonts w:ascii="Times New Roman" w:hAnsi="Times New Roman" w:cs="Times New Roman"/>
+                <w:sz w:val="28"/>
+                <w:szCs w:val="28"/>
+                <w:lang w:val="en-US"/>
+              </w:rPr>
+            </w:pPr>
+            <w:r>
+              <w:rPr>
+                <w:rFonts w:ascii="Times New Roman" w:hAnsi="Times New Roman" w:cs="Times New Roman"/>
+                <w:color w:val="00B0F0"/>
+                <w:sz w:val="28"/>
+                <w:szCs w:val="28"/>
+              </w:rPr>
+              <w:t>DAC4</w:t>
             </w:r>
           </w:p>
         </w:tc>
@@ -1074,6 +1368,7 @@
                 <w:b/>
                 <w:sz w:val="28"/>
                 <w:szCs w:val="28"/>
+                <w:lang w:val="en-US"/>
               </w:rPr>
             </w:pPr>
             <w:r>
@@ -1084,6 +1379,41 @@
                 <w:szCs w:val="28"/>
               </w:rPr>
               <w:t>ПЛИС</w:t>
+            </w:r>
+          </w:p>
+          <w:p>
+            <w:pPr>
+              <w:jc w:val="center"/>
+              <w:rPr>
+                <w:rFonts w:ascii="Times New Roman" w:hAnsi="Times New Roman" w:cs="Times New Roman"/>
+                <w:b/>
+                <w:sz w:val="28"/>
+                <w:szCs w:val="28"/>
+                <w:lang w:val="en-US"/>
+              </w:rPr>
+            </w:pPr>
+          </w:p>
+          <w:p>
+            <w:pPr>
+              <w:jc w:val="center"/>
+              <w:rPr>
+                <w:rFonts w:ascii="Times New Roman" w:hAnsi="Times New Roman" w:cs="Times New Roman"/>
+                <w:bCs/>
+                <w:sz w:val="28"/>
+                <w:szCs w:val="28"/>
+                <w:lang w:val="en-US"/>
+              </w:rPr>
+            </w:pPr>
+            <w:r>
+              <w:rPr>
+                <w:rFonts w:ascii="Times New Roman" w:hAnsi="Times New Roman" w:cs="Times New Roman"/>
+                <w:bCs/>
+                <w:color w:val="00B0F0"/>
+                <w:sz w:val="28"/>
+                <w:szCs w:val="28"/>
+                <w:lang w:val="en-US"/>
+              </w:rPr>
+              <w:t>REG4</w:t>
             </w:r>
           </w:p>
         </w:tc>
@@ -1202,6 +1532,36 @@
               <w:t>16 р.</w:t>
             </w:r>
           </w:p>
+          <w:p>
+            <w:pPr>
+              <w:jc w:val="center"/>
+              <w:rPr>
+                <w:rFonts w:ascii="Times New Roman" w:hAnsi="Times New Roman" w:cs="Times New Roman"/>
+                <w:sz w:val="28"/>
+                <w:szCs w:val="28"/>
+              </w:rPr>
+            </w:pPr>
+          </w:p>
+          <w:p>
+            <w:pPr>
+              <w:jc w:val="center"/>
+              <w:rPr>
+                <w:rFonts w:ascii="Times New Roman" w:hAnsi="Times New Roman" w:cs="Times New Roman"/>
+                <w:sz w:val="28"/>
+                <w:szCs w:val="28"/>
+                <w:lang w:val="en-US"/>
+              </w:rPr>
+            </w:pPr>
+            <w:r>
+              <w:rPr>
+                <w:rFonts w:ascii="Times New Roman" w:hAnsi="Times New Roman" w:cs="Times New Roman"/>
+                <w:color w:val="00B0F0"/>
+                <w:sz w:val="28"/>
+                <w:szCs w:val="28"/>
+              </w:rPr>
+              <w:t>ADC3</w:t>
+            </w:r>
+          </w:p>
         </w:tc>
         <w:tc>
           <w:tcPr>
@@ -1251,6 +1611,7 @@
                 <w:rFonts w:ascii="Times New Roman" w:hAnsi="Times New Roman" w:cs="Times New Roman"/>
                 <w:sz w:val="28"/>
                 <w:szCs w:val="28"/>
+                <w:lang w:val="en-US"/>
               </w:rPr>
             </w:pPr>
             <w:r>
@@ -1260,6 +1621,49 @@
                 <w:szCs w:val="28"/>
               </w:rPr>
               <w:t>12 р.</w:t>
+            </w:r>
+          </w:p>
+          <w:p>
+            <w:pPr>
+              <w:jc w:val="center"/>
+              <w:rPr>
+                <w:rFonts w:ascii="Times New Roman" w:hAnsi="Times New Roman" w:cs="Times New Roman"/>
+                <w:color w:val="00B0F0"/>
+                <w:sz w:val="28"/>
+                <w:szCs w:val="28"/>
+                <w:lang w:val="en-US"/>
+              </w:rPr>
+            </w:pPr>
+            <w:r>
+              <w:rPr>
+                <w:rFonts w:ascii="Times New Roman" w:hAnsi="Times New Roman" w:cs="Times New Roman"/>
+                <w:color w:val="00B0F0"/>
+                <w:sz w:val="28"/>
+                <w:szCs w:val="28"/>
+                <w:lang w:val="en-US"/>
+              </w:rPr>
+              <w:t>DAC5</w:t>
+            </w:r>
+          </w:p>
+          <w:p>
+            <w:pPr>
+              <w:jc w:val="center"/>
+              <w:rPr>
+                <w:rFonts w:ascii="Times New Roman" w:hAnsi="Times New Roman" w:cs="Times New Roman"/>
+                <w:sz w:val="28"/>
+                <w:szCs w:val="28"/>
+                <w:lang w:val="en-US"/>
+              </w:rPr>
+            </w:pPr>
+            <w:r>
+              <w:rPr>
+                <w:rFonts w:ascii="Times New Roman" w:hAnsi="Times New Roman" w:cs="Times New Roman"/>
+                <w:color w:val="00B0F0"/>
+                <w:sz w:val="28"/>
+                <w:szCs w:val="28"/>
+                <w:lang w:val="en-US"/>
+              </w:rPr>
+              <w:t>DAC6</w:t>
             </w:r>
           </w:p>
         </w:tc>
@@ -1293,8 +1697,10 @@
               <w:jc w:val="center"/>
               <w:rPr>
                 <w:rFonts w:ascii="Times New Roman" w:hAnsi="Times New Roman" w:cs="Times New Roman"/>
-                <w:sz w:val="28"/>
-                <w:szCs w:val="28"/>
+                <w:b/>
+                <w:sz w:val="28"/>
+                <w:szCs w:val="28"/>
+                <w:lang w:val="en-US"/>
               </w:rPr>
             </w:pPr>
             <w:r>
@@ -1305,6 +1711,41 @@
                 <w:szCs w:val="28"/>
               </w:rPr>
               <w:t>ПЛИС</w:t>
+            </w:r>
+          </w:p>
+          <w:p>
+            <w:pPr>
+              <w:jc w:val="center"/>
+              <w:rPr>
+                <w:rFonts w:ascii="Times New Roman" w:hAnsi="Times New Roman" w:cs="Times New Roman"/>
+                <w:b/>
+                <w:sz w:val="28"/>
+                <w:szCs w:val="28"/>
+                <w:lang w:val="en-US"/>
+              </w:rPr>
+            </w:pPr>
+          </w:p>
+          <w:p>
+            <w:pPr>
+              <w:jc w:val="center"/>
+              <w:rPr>
+                <w:rFonts w:ascii="Times New Roman" w:hAnsi="Times New Roman" w:cs="Times New Roman"/>
+                <w:bCs/>
+                <w:sz w:val="28"/>
+                <w:szCs w:val="28"/>
+                <w:lang w:val="en-US"/>
+              </w:rPr>
+            </w:pPr>
+            <w:r>
+              <w:rPr>
+                <w:rFonts w:ascii="Times New Roman" w:hAnsi="Times New Roman" w:cs="Times New Roman"/>
+                <w:bCs/>
+                <w:color w:val="00B0F0"/>
+                <w:sz w:val="28"/>
+                <w:szCs w:val="28"/>
+                <w:lang w:val="en-US"/>
+              </w:rPr>
+              <w:t>REG5</w:t>
             </w:r>
           </w:p>
         </w:tc>
@@ -1472,6 +1913,7 @@
                 <w:rFonts w:ascii="Times New Roman" w:hAnsi="Times New Roman" w:cs="Times New Roman"/>
                 <w:sz w:val="28"/>
                 <w:szCs w:val="28"/>
+                <w:lang w:val="en-US"/>
               </w:rPr>
             </w:pPr>
             <w:r>
@@ -1481,6 +1923,49 @@
                 <w:szCs w:val="28"/>
               </w:rPr>
               <w:t>16 р.</w:t>
+            </w:r>
+          </w:p>
+          <w:p>
+            <w:pPr>
+              <w:jc w:val="center"/>
+              <w:rPr>
+                <w:rFonts w:ascii="Times New Roman" w:hAnsi="Times New Roman" w:cs="Times New Roman"/>
+                <w:sz w:val="28"/>
+                <w:szCs w:val="28"/>
+                <w:lang w:val="en-US"/>
+              </w:rPr>
+            </w:pPr>
+          </w:p>
+          <w:p>
+            <w:pPr>
+              <w:jc w:val="center"/>
+              <w:rPr>
+                <w:rFonts w:ascii="Times New Roman" w:hAnsi="Times New Roman" w:cs="Times New Roman"/>
+                <w:sz w:val="28"/>
+                <w:szCs w:val="28"/>
+                <w:lang w:val="en-US"/>
+              </w:rPr>
+            </w:pPr>
+          </w:p>
+          <w:p>
+            <w:pPr>
+              <w:jc w:val="center"/>
+              <w:rPr>
+                <w:rFonts w:ascii="Times New Roman" w:hAnsi="Times New Roman" w:cs="Times New Roman"/>
+                <w:sz w:val="28"/>
+                <w:szCs w:val="28"/>
+                <w:lang w:val="en-US"/>
+              </w:rPr>
+            </w:pPr>
+            <w:r>
+              <w:rPr>
+                <w:rFonts w:ascii="Times New Roman" w:hAnsi="Times New Roman" w:cs="Times New Roman"/>
+                <w:color w:val="00B0F0"/>
+                <w:sz w:val="28"/>
+                <w:szCs w:val="28"/>
+                <w:lang w:val="en-US"/>
+              </w:rPr>
+              <w:t>ADC4</w:t>
             </w:r>
           </w:p>
         </w:tc>
@@ -1545,6 +2030,7 @@
                 <w:rFonts w:ascii="Times New Roman" w:hAnsi="Times New Roman" w:cs="Times New Roman"/>
                 <w:sz w:val="28"/>
                 <w:szCs w:val="28"/>
+                <w:lang w:val="en-US"/>
               </w:rPr>
             </w:pPr>
             <w:r>
@@ -1554,6 +2040,49 @@
                 <w:szCs w:val="28"/>
               </w:rPr>
               <w:t>16 р.</w:t>
+            </w:r>
+          </w:p>
+          <w:p>
+            <w:pPr>
+              <w:jc w:val="center"/>
+              <w:rPr>
+                <w:rFonts w:ascii="Times New Roman" w:hAnsi="Times New Roman" w:cs="Times New Roman"/>
+                <w:sz w:val="28"/>
+                <w:szCs w:val="28"/>
+                <w:lang w:val="en-US"/>
+              </w:rPr>
+            </w:pPr>
+          </w:p>
+          <w:p>
+            <w:pPr>
+              <w:jc w:val="center"/>
+              <w:rPr>
+                <w:rFonts w:ascii="Times New Roman" w:hAnsi="Times New Roman" w:cs="Times New Roman"/>
+                <w:sz w:val="28"/>
+                <w:szCs w:val="28"/>
+                <w:lang w:val="en-US"/>
+              </w:rPr>
+            </w:pPr>
+          </w:p>
+          <w:p>
+            <w:pPr>
+              <w:jc w:val="center"/>
+              <w:rPr>
+                <w:rFonts w:ascii="Times New Roman" w:hAnsi="Times New Roman" w:cs="Times New Roman"/>
+                <w:sz w:val="28"/>
+                <w:szCs w:val="28"/>
+                <w:lang w:val="en-US"/>
+              </w:rPr>
+            </w:pPr>
+            <w:r>
+              <w:rPr>
+                <w:rFonts w:ascii="Times New Roman" w:hAnsi="Times New Roman" w:cs="Times New Roman"/>
+                <w:color w:val="00B0F0"/>
+                <w:sz w:val="28"/>
+                <w:szCs w:val="28"/>
+                <w:lang w:val="en-US"/>
+              </w:rPr>
+              <w:t>REG6</w:t>
             </w:r>
           </w:p>
         </w:tc>
@@ -1721,6 +2250,9 @@
               <w:jc w:val="center"/>
               <w:rPr>
                 <w:rFonts w:ascii="Times New Roman" w:hAnsi="Times New Roman" w:cs="Times New Roman"/>
+                <w:sz w:val="28"/>
+                <w:szCs w:val="28"/>
+                <w:lang w:val="en-US"/>
               </w:rPr>
             </w:pPr>
             <w:r>
@@ -1745,10 +2277,30 @@
               <w:jc w:val="center"/>
               <w:rPr>
                 <w:rFonts w:ascii="Times New Roman" w:hAnsi="Times New Roman" w:cs="Times New Roman"/>
-                <w:sz w:val="28"/>
-                <w:szCs w:val="28"/>
-              </w:rPr>
-            </w:pPr>
+                <w:lang w:val="en-US"/>
+              </w:rPr>
+            </w:pPr>
+          </w:p>
+          <w:p>
+            <w:pPr>
+              <w:jc w:val="center"/>
+              <w:rPr>
+                <w:rFonts w:ascii="Times New Roman" w:hAnsi="Times New Roman" w:cs="Times New Roman"/>
+                <w:sz w:val="28"/>
+                <w:szCs w:val="28"/>
+                <w:lang w:val="en-US"/>
+              </w:rPr>
+            </w:pPr>
+            <w:r>
+              <w:rPr>
+                <w:rFonts w:ascii="Times New Roman" w:hAnsi="Times New Roman" w:cs="Times New Roman"/>
+                <w:color w:val="00B0F0"/>
+                <w:sz w:val="28"/>
+                <w:szCs w:val="28"/>
+                <w:lang w:val="en-US"/>
+              </w:rPr>
+              <w:t>DAC7</w:t>
+            </w:r>
           </w:p>
         </w:tc>
         <w:tc>
@@ -1765,6 +2317,7 @@
                 <w:rFonts w:ascii="Times New Roman" w:hAnsi="Times New Roman" w:cs="Times New Roman"/>
                 <w:sz w:val="28"/>
                 <w:szCs w:val="28"/>
+                <w:lang w:val="en-US"/>
               </w:rPr>
             </w:pPr>
             <w:r>
@@ -1774,6 +2327,49 @@
                 <w:szCs w:val="28"/>
               </w:rPr>
               <w:t>8 р</w:t>
+            </w:r>
+          </w:p>
+          <w:p>
+            <w:pPr>
+              <w:jc w:val="center"/>
+              <w:rPr>
+                <w:rFonts w:ascii="Times New Roman" w:hAnsi="Times New Roman" w:cs="Times New Roman"/>
+                <w:sz w:val="28"/>
+                <w:szCs w:val="28"/>
+                <w:lang w:val="en-US"/>
+              </w:rPr>
+            </w:pPr>
+          </w:p>
+          <w:p>
+            <w:pPr>
+              <w:jc w:val="center"/>
+              <w:rPr>
+                <w:rFonts w:ascii="Times New Roman" w:hAnsi="Times New Roman" w:cs="Times New Roman"/>
+                <w:sz w:val="28"/>
+                <w:szCs w:val="28"/>
+                <w:lang w:val="en-US"/>
+              </w:rPr>
+            </w:pPr>
+          </w:p>
+          <w:p>
+            <w:pPr>
+              <w:jc w:val="center"/>
+              <w:rPr>
+                <w:rFonts w:ascii="Times New Roman" w:hAnsi="Times New Roman" w:cs="Times New Roman"/>
+                <w:sz w:val="28"/>
+                <w:szCs w:val="28"/>
+                <w:lang w:val="en-US"/>
+              </w:rPr>
+            </w:pPr>
+            <w:r>
+              <w:rPr>
+                <w:rFonts w:ascii="Times New Roman" w:hAnsi="Times New Roman" w:cs="Times New Roman"/>
+                <w:color w:val="00B0F0"/>
+                <w:sz w:val="28"/>
+                <w:szCs w:val="28"/>
+                <w:lang w:val="en-US"/>
+              </w:rPr>
+              <w:t>REG7</w:t>
             </w:r>
           </w:p>
         </w:tc>

--- a/doc/РД/2025-09-29/Регистровая схема  таблица, кратко .docx
+++ b/doc/РД/2025-09-29/Регистровая схема  таблица, кратко .docx
@@ -358,7 +358,17 @@
                 <w:szCs w:val="28"/>
                 <w:lang w:val="en-US"/>
               </w:rPr>
-              <w:t>REG1</w:t>
+              <w:t>REG</w:t>
+            </w:r>
+            <w:r>
+              <w:rPr>
+                <w:rFonts w:ascii="Times New Roman" w:hAnsi="Times New Roman" w:cs="Times New Roman"/>
+                <w:color w:val="00B0F0"/>
+                <w:sz w:val="28"/>
+                <w:szCs w:val="28"/>
+                <w:lang w:val="en-US"/>
+              </w:rPr>
+              <w:t>0</w:t>
             </w:r>
           </w:p>
         </w:tc>
@@ -518,7 +528,17 @@
                 <w:szCs w:val="28"/>
                 <w:lang w:val="en-US"/>
               </w:rPr>
-              <w:t>REG2</w:t>
+              <w:t>REG</w:t>
+            </w:r>
+            <w:r>
+              <w:rPr>
+                <w:rFonts w:ascii="Times New Roman" w:hAnsi="Times New Roman" w:cs="Times New Roman"/>
+                <w:color w:val="00B0F0"/>
+                <w:sz w:val="28"/>
+                <w:szCs w:val="28"/>
+                <w:lang w:val="en-US"/>
+              </w:rPr>
+              <w:t>1</w:t>
             </w:r>
           </w:p>
         </w:tc>
@@ -697,7 +717,17 @@
                 <w:szCs w:val="28"/>
                 <w:lang w:val="en-US"/>
               </w:rPr>
-              <w:t>ADC1</w:t>
+              <w:t>ADC</w:t>
+            </w:r>
+            <w:r>
+              <w:rPr>
+                <w:rFonts w:ascii="Times New Roman" w:hAnsi="Times New Roman" w:cs="Times New Roman"/>
+                <w:color w:val="00B0F0"/>
+                <w:sz w:val="28"/>
+                <w:szCs w:val="28"/>
+                <w:lang w:val="en-US"/>
+              </w:rPr>
+              <w:t>0</w:t>
             </w:r>
           </w:p>
         </w:tc>
@@ -714,6 +744,7 @@
                 <w:bCs/>
                 <w:sz w:val="28"/>
                 <w:szCs w:val="28"/>
+                <w:lang w:val="en-US"/>
               </w:rPr>
             </w:pPr>
             <w:r>
@@ -723,6 +754,7 @@
                 <w:bCs/>
                 <w:sz w:val="28"/>
                 <w:szCs w:val="28"/>
+                <w:lang w:val="en-US"/>
               </w:rPr>
               <w:t>AD5443.</w:t>
             </w:r>
@@ -734,96 +766,162 @@
                 <w:rFonts w:ascii="Times New Roman" w:hAnsi="Times New Roman" w:cs="Times New Roman"/>
                 <w:sz w:val="28"/>
                 <w:szCs w:val="28"/>
-              </w:rPr>
-            </w:pPr>
-            <w:r>
-              <w:rPr>
-                <w:rFonts w:ascii="Times New Roman" w:hAnsi="Times New Roman" w:cs="Times New Roman"/>
-                <w:sz w:val="28"/>
-                <w:szCs w:val="28"/>
-              </w:rPr>
-              <w:t>12р.</w:t>
-            </w:r>
-            <w:r>
-              <w:rPr>
-                <w:rFonts w:ascii="Times New Roman" w:hAnsi="Times New Roman" w:cs="Times New Roman"/>
-                <w:sz w:val="28"/>
-                <w:szCs w:val="28"/>
-              </w:rPr>
-              <w:t xml:space="preserve"> дин</w:t>
-            </w:r>
-          </w:p>
-          <w:p>
-            <w:pPr>
-              <w:jc w:val="center"/>
-              <w:rPr>
-                <w:rFonts w:ascii="Times New Roman" w:hAnsi="Times New Roman" w:cs="Times New Roman"/>
-                <w:sz w:val="28"/>
-                <w:szCs w:val="28"/>
-                <w:lang w:val="en-US"/>
-              </w:rPr>
-            </w:pPr>
-            <w:r>
-              <w:rPr>
-                <w:rFonts w:ascii="Times New Roman" w:hAnsi="Times New Roman" w:cs="Times New Roman"/>
-                <w:sz w:val="28"/>
-                <w:szCs w:val="28"/>
-              </w:rPr>
-              <w:t>12р.</w:t>
-            </w:r>
-          </w:p>
-          <w:p>
-            <w:pPr>
-              <w:jc w:val="center"/>
-              <w:rPr>
-                <w:rFonts w:ascii="Times New Roman" w:hAnsi="Times New Roman" w:cs="Times New Roman"/>
-                <w:sz w:val="28"/>
-                <w:szCs w:val="28"/>
-                <w:lang w:val="en-US"/>
-              </w:rPr>
-            </w:pPr>
-          </w:p>
-          <w:p>
-            <w:pPr>
-              <w:jc w:val="center"/>
-              <w:rPr>
-                <w:rFonts w:ascii="Times New Roman" w:hAnsi="Times New Roman" w:cs="Times New Roman"/>
-                <w:color w:val="00B0F0"/>
-                <w:sz w:val="28"/>
-                <w:szCs w:val="28"/>
-                <w:lang w:val="en-US"/>
-              </w:rPr>
-            </w:pPr>
-            <w:r>
-              <w:rPr>
-                <w:rFonts w:ascii="Times New Roman" w:hAnsi="Times New Roman" w:cs="Times New Roman"/>
-                <w:color w:val="00B0F0"/>
-                <w:sz w:val="28"/>
-                <w:szCs w:val="28"/>
-                <w:lang w:val="en-US"/>
-              </w:rPr>
-              <w:t>DAC1</w:t>
-            </w:r>
-          </w:p>
-          <w:p>
-            <w:pPr>
-              <w:jc w:val="center"/>
-              <w:rPr>
-                <w:rFonts w:ascii="Times New Roman" w:hAnsi="Times New Roman" w:cs="Times New Roman"/>
-                <w:sz w:val="28"/>
-                <w:szCs w:val="28"/>
-                <w:lang w:val="en-US"/>
-              </w:rPr>
-            </w:pPr>
-            <w:r>
-              <w:rPr>
-                <w:rFonts w:ascii="Times New Roman" w:hAnsi="Times New Roman" w:cs="Times New Roman"/>
-                <w:color w:val="00B0F0"/>
-                <w:sz w:val="28"/>
-                <w:szCs w:val="28"/>
-                <w:lang w:val="en-US"/>
-              </w:rPr>
-              <w:t>DAC2</w:t>
+                <w:lang w:val="en-US"/>
+              </w:rPr>
+            </w:pPr>
+            <w:r>
+              <w:rPr>
+                <w:rFonts w:ascii="Times New Roman" w:hAnsi="Times New Roman" w:cs="Times New Roman"/>
+                <w:sz w:val="28"/>
+                <w:szCs w:val="28"/>
+                <w:lang w:val="en-US"/>
+              </w:rPr>
+              <w:t>12</w:t>
+            </w:r>
+            <w:r>
+              <w:rPr>
+                <w:rFonts w:ascii="Times New Roman" w:hAnsi="Times New Roman" w:cs="Times New Roman"/>
+                <w:sz w:val="28"/>
+                <w:szCs w:val="28"/>
+              </w:rPr>
+              <w:t>р</w:t>
+            </w:r>
+            <w:r>
+              <w:rPr>
+                <w:rFonts w:ascii="Times New Roman" w:hAnsi="Times New Roman" w:cs="Times New Roman"/>
+                <w:sz w:val="28"/>
+                <w:szCs w:val="28"/>
+                <w:lang w:val="en-US"/>
+              </w:rPr>
+              <w:t>.</w:t>
+            </w:r>
+            <w:r>
+              <w:rPr>
+                <w:rFonts w:ascii="Times New Roman" w:hAnsi="Times New Roman" w:cs="Times New Roman"/>
+                <w:sz w:val="28"/>
+                <w:szCs w:val="28"/>
+                <w:lang w:val="en-US"/>
+              </w:rPr>
+              <w:t xml:space="preserve"> </w:t>
+            </w:r>
+            <w:r>
+              <w:rPr>
+                <w:rFonts w:ascii="Times New Roman" w:hAnsi="Times New Roman" w:cs="Times New Roman"/>
+                <w:sz w:val="28"/>
+                <w:szCs w:val="28"/>
+              </w:rPr>
+              <w:t>дин</w:t>
+            </w:r>
+          </w:p>
+          <w:p>
+            <w:pPr>
+              <w:jc w:val="center"/>
+              <w:rPr>
+                <w:rFonts w:ascii="Times New Roman" w:hAnsi="Times New Roman" w:cs="Times New Roman"/>
+                <w:sz w:val="28"/>
+                <w:szCs w:val="28"/>
+                <w:lang w:val="en-US"/>
+              </w:rPr>
+            </w:pPr>
+            <w:r>
+              <w:rPr>
+                <w:rFonts w:ascii="Times New Roman" w:hAnsi="Times New Roman" w:cs="Times New Roman"/>
+                <w:sz w:val="28"/>
+                <w:szCs w:val="28"/>
+                <w:lang w:val="en-US"/>
+              </w:rPr>
+              <w:t>12</w:t>
+            </w:r>
+            <w:r>
+              <w:rPr>
+                <w:rFonts w:ascii="Times New Roman" w:hAnsi="Times New Roman" w:cs="Times New Roman"/>
+                <w:sz w:val="28"/>
+                <w:szCs w:val="28"/>
+              </w:rPr>
+              <w:t>р</w:t>
+            </w:r>
+            <w:r>
+              <w:rPr>
+                <w:rFonts w:ascii="Times New Roman" w:hAnsi="Times New Roman" w:cs="Times New Roman"/>
+                <w:sz w:val="28"/>
+                <w:szCs w:val="28"/>
+                <w:lang w:val="en-US"/>
+              </w:rPr>
+              <w:t>.</w:t>
+            </w:r>
+          </w:p>
+          <w:p>
+            <w:pPr>
+              <w:jc w:val="center"/>
+              <w:rPr>
+                <w:rFonts w:ascii="Times New Roman" w:hAnsi="Times New Roman" w:cs="Times New Roman"/>
+                <w:sz w:val="28"/>
+                <w:szCs w:val="28"/>
+                <w:lang w:val="en-US"/>
+              </w:rPr>
+            </w:pPr>
+          </w:p>
+          <w:p>
+            <w:pPr>
+              <w:jc w:val="center"/>
+              <w:rPr>
+                <w:rFonts w:ascii="Times New Roman" w:hAnsi="Times New Roman" w:cs="Times New Roman"/>
+                <w:color w:val="00B0F0"/>
+                <w:sz w:val="28"/>
+                <w:szCs w:val="28"/>
+                <w:lang w:val="en-US"/>
+              </w:rPr>
+            </w:pPr>
+            <w:r>
+              <w:rPr>
+                <w:rFonts w:ascii="Times New Roman" w:hAnsi="Times New Roman" w:cs="Times New Roman"/>
+                <w:color w:val="00B0F0"/>
+                <w:sz w:val="28"/>
+                <w:szCs w:val="28"/>
+                <w:lang w:val="en-US"/>
+              </w:rPr>
+              <w:t>DAC</w:t>
+            </w:r>
+            <w:r>
+              <w:rPr>
+                <w:rFonts w:ascii="Times New Roman" w:hAnsi="Times New Roman" w:cs="Times New Roman"/>
+                <w:color w:val="00B0F0"/>
+                <w:sz w:val="28"/>
+                <w:szCs w:val="28"/>
+                <w:lang w:val="en-US"/>
+              </w:rPr>
+              <w:t>0</w:t>
+            </w:r>
+          </w:p>
+          <w:p>
+            <w:pPr>
+              <w:jc w:val="center"/>
+              <w:rPr>
+                <w:rFonts w:ascii="Times New Roman" w:hAnsi="Times New Roman" w:cs="Times New Roman"/>
+                <w:sz w:val="28"/>
+                <w:szCs w:val="28"/>
+                <w:lang w:val="en-US"/>
+              </w:rPr>
+            </w:pPr>
+            <w:r>
+              <w:rPr>
+                <w:rFonts w:ascii="Times New Roman" w:hAnsi="Times New Roman" w:cs="Times New Roman"/>
+                <w:color w:val="00B0F0"/>
+                <w:sz w:val="28"/>
+                <w:szCs w:val="28"/>
+                <w:lang w:val="en-US"/>
+              </w:rPr>
+              <w:t>DAC</w:t>
+            </w:r>
+            <w:r>
+              <w:rPr>
+                <w:rFonts w:ascii="Times New Roman" w:hAnsi="Times New Roman" w:cs="Times New Roman"/>
+                <w:color w:val="00B0F0"/>
+                <w:sz w:val="28"/>
+                <w:szCs w:val="28"/>
+                <w:lang w:val="en-US"/>
+              </w:rPr>
+              <w:t>1</w:t>
             </w:r>
           </w:p>
         </w:tc>
@@ -904,7 +1002,17 @@
                 <w:szCs w:val="28"/>
                 <w:lang w:val="en-US"/>
               </w:rPr>
-              <w:t>REG3</w:t>
+              <w:t>REG</w:t>
+            </w:r>
+            <w:r>
+              <w:rPr>
+                <w:rFonts w:ascii="Times New Roman" w:hAnsi="Times New Roman" w:cs="Times New Roman"/>
+                <w:color w:val="00B0F0"/>
+                <w:sz w:val="28"/>
+                <w:szCs w:val="28"/>
+                <w:lang w:val="en-US"/>
+              </w:rPr>
+              <w:t>2</w:t>
             </w:r>
           </w:p>
         </w:tc>
@@ -1219,7 +1327,17 @@
                 <w:szCs w:val="28"/>
                 <w:lang w:val="en-US"/>
               </w:rPr>
-              <w:t>ADC2</w:t>
+              <w:t>ADC</w:t>
+            </w:r>
+            <w:r>
+              <w:rPr>
+                <w:rFonts w:ascii="Times New Roman" w:hAnsi="Times New Roman" w:cs="Times New Roman"/>
+                <w:color w:val="00B0F0"/>
+                <w:sz w:val="28"/>
+                <w:szCs w:val="28"/>
+                <w:lang w:val="en-US"/>
+              </w:rPr>
+              <w:t>1</w:t>
             </w:r>
           </w:p>
         </w:tc>
@@ -1236,14 +1354,16 @@
                 <w:rFonts w:ascii="Times New Roman" w:hAnsi="Times New Roman" w:cs="Times New Roman"/>
                 <w:sz w:val="28"/>
                 <w:szCs w:val="28"/>
-              </w:rPr>
-            </w:pPr>
-            <w:r>
-              <w:rPr>
-                <w:rFonts w:ascii="Times New Roman" w:hAnsi="Times New Roman" w:cs="Times New Roman"/>
-                <w:b/>
-                <w:sz w:val="28"/>
-                <w:szCs w:val="28"/>
+                <w:lang w:val="en-US"/>
+              </w:rPr>
+            </w:pPr>
+            <w:r>
+              <w:rPr>
+                <w:rFonts w:ascii="Times New Roman" w:hAnsi="Times New Roman" w:cs="Times New Roman"/>
+                <w:b/>
+                <w:sz w:val="28"/>
+                <w:szCs w:val="28"/>
+                <w:lang w:val="en-US"/>
               </w:rPr>
               <w:t>AD5531</w:t>
             </w:r>
@@ -1257,13 +1377,15 @@
                 <w:rFonts w:ascii="Times New Roman" w:hAnsi="Times New Roman" w:cs="Times New Roman"/>
                 <w:sz w:val="28"/>
                 <w:szCs w:val="28"/>
-              </w:rPr>
-            </w:pPr>
-            <w:r>
-              <w:rPr>
-                <w:rFonts w:ascii="Times New Roman" w:hAnsi="Times New Roman" w:cs="Times New Roman"/>
-                <w:sz w:val="28"/>
-                <w:szCs w:val="28"/>
+                <w:lang w:val="en-US"/>
+              </w:rPr>
+            </w:pPr>
+            <w:r>
+              <w:rPr>
+                <w:rFonts w:ascii="Times New Roman" w:hAnsi="Times New Roman" w:cs="Times New Roman"/>
+                <w:sz w:val="28"/>
+                <w:szCs w:val="28"/>
+                <w:lang w:val="en-US"/>
               </w:rPr>
               <w:tab/>
             </w:r>
@@ -1272,66 +1394,126 @@
                 <w:rFonts w:ascii="Times New Roman" w:hAnsi="Times New Roman" w:cs="Times New Roman"/>
                 <w:sz w:val="28"/>
                 <w:szCs w:val="28"/>
-              </w:rPr>
-              <w:t>12 р.</w:t>
-            </w:r>
-          </w:p>
-          <w:p>
-            <w:pPr>
-              <w:jc w:val="center"/>
-              <w:rPr>
-                <w:rFonts w:ascii="Times New Roman" w:hAnsi="Times New Roman" w:cs="Times New Roman"/>
-                <w:sz w:val="28"/>
-                <w:szCs w:val="28"/>
-              </w:rPr>
-            </w:pPr>
-            <w:r>
-              <w:rPr>
-                <w:rFonts w:ascii="Times New Roman" w:hAnsi="Times New Roman" w:cs="Times New Roman"/>
-                <w:sz w:val="28"/>
-                <w:szCs w:val="28"/>
-              </w:rPr>
-              <w:t>12 р.</w:t>
-            </w:r>
-          </w:p>
-          <w:p>
-            <w:pPr>
-              <w:jc w:val="center"/>
-              <w:rPr>
-                <w:rFonts w:ascii="Times New Roman" w:hAnsi="Times New Roman" w:cs="Times New Roman"/>
-                <w:color w:val="00B0F0"/>
-                <w:sz w:val="28"/>
-                <w:szCs w:val="28"/>
-              </w:rPr>
-            </w:pPr>
-            <w:r>
-              <w:rPr>
-                <w:rFonts w:ascii="Times New Roman" w:hAnsi="Times New Roman" w:cs="Times New Roman"/>
-                <w:color w:val="00B0F0"/>
-                <w:sz w:val="28"/>
-                <w:szCs w:val="28"/>
-              </w:rPr>
-              <w:t>DAC3</w:t>
-            </w:r>
-          </w:p>
-          <w:p>
-            <w:pPr>
-              <w:jc w:val="center"/>
-              <w:rPr>
-                <w:rFonts w:ascii="Times New Roman" w:hAnsi="Times New Roman" w:cs="Times New Roman"/>
-                <w:sz w:val="28"/>
-                <w:szCs w:val="28"/>
-                <w:lang w:val="en-US"/>
-              </w:rPr>
-            </w:pPr>
-            <w:r>
-              <w:rPr>
-                <w:rFonts w:ascii="Times New Roman" w:hAnsi="Times New Roman" w:cs="Times New Roman"/>
-                <w:color w:val="00B0F0"/>
-                <w:sz w:val="28"/>
-                <w:szCs w:val="28"/>
-              </w:rPr>
-              <w:t>DAC4</w:t>
+                <w:lang w:val="en-US"/>
+              </w:rPr>
+              <w:t xml:space="preserve">12 </w:t>
+            </w:r>
+            <w:r>
+              <w:rPr>
+                <w:rFonts w:ascii="Times New Roman" w:hAnsi="Times New Roman" w:cs="Times New Roman"/>
+                <w:sz w:val="28"/>
+                <w:szCs w:val="28"/>
+              </w:rPr>
+              <w:t>р</w:t>
+            </w:r>
+            <w:r>
+              <w:rPr>
+                <w:rFonts w:ascii="Times New Roman" w:hAnsi="Times New Roman" w:cs="Times New Roman"/>
+                <w:sz w:val="28"/>
+                <w:szCs w:val="28"/>
+                <w:lang w:val="en-US"/>
+              </w:rPr>
+              <w:t>.</w:t>
+            </w:r>
+          </w:p>
+          <w:p>
+            <w:pPr>
+              <w:jc w:val="center"/>
+              <w:rPr>
+                <w:rFonts w:ascii="Times New Roman" w:hAnsi="Times New Roman" w:cs="Times New Roman"/>
+                <w:sz w:val="28"/>
+                <w:szCs w:val="28"/>
+                <w:lang w:val="en-US"/>
+              </w:rPr>
+            </w:pPr>
+            <w:r>
+              <w:rPr>
+                <w:rFonts w:ascii="Times New Roman" w:hAnsi="Times New Roman" w:cs="Times New Roman"/>
+                <w:sz w:val="28"/>
+                <w:szCs w:val="28"/>
+                <w:lang w:val="en-US"/>
+              </w:rPr>
+              <w:t xml:space="preserve">12 </w:t>
+            </w:r>
+            <w:r>
+              <w:rPr>
+                <w:rFonts w:ascii="Times New Roman" w:hAnsi="Times New Roman" w:cs="Times New Roman"/>
+                <w:sz w:val="28"/>
+                <w:szCs w:val="28"/>
+              </w:rPr>
+              <w:t>р</w:t>
+            </w:r>
+            <w:r>
+              <w:rPr>
+                <w:rFonts w:ascii="Times New Roman" w:hAnsi="Times New Roman" w:cs="Times New Roman"/>
+                <w:sz w:val="28"/>
+                <w:szCs w:val="28"/>
+                <w:lang w:val="en-US"/>
+              </w:rPr>
+              <w:t>.</w:t>
+            </w:r>
+          </w:p>
+          <w:p>
+            <w:pPr>
+              <w:jc w:val="center"/>
+              <w:rPr>
+                <w:rFonts w:ascii="Times New Roman" w:hAnsi="Times New Roman" w:cs="Times New Roman"/>
+                <w:color w:val="00B0F0"/>
+                <w:sz w:val="28"/>
+                <w:szCs w:val="28"/>
+                <w:lang w:val="en-US"/>
+              </w:rPr>
+            </w:pPr>
+            <w:r>
+              <w:rPr>
+                <w:rFonts w:ascii="Times New Roman" w:hAnsi="Times New Roman" w:cs="Times New Roman"/>
+                <w:color w:val="00B0F0"/>
+                <w:sz w:val="28"/>
+                <w:szCs w:val="28"/>
+                <w:lang w:val="en-US"/>
+              </w:rPr>
+              <w:t>DAC</w:t>
+            </w:r>
+            <w:r>
+              <w:rPr>
+                <w:rFonts w:ascii="Times New Roman" w:hAnsi="Times New Roman" w:cs="Times New Roman"/>
+                <w:color w:val="00B0F0"/>
+                <w:sz w:val="28"/>
+                <w:szCs w:val="28"/>
+                <w:lang w:val="en-US"/>
+              </w:rPr>
+              <w:t>2</w:t>
+            </w:r>
+          </w:p>
+          <w:p>
+            <w:pPr>
+              <w:jc w:val="center"/>
+              <w:rPr>
+                <w:rFonts w:ascii="Times New Roman" w:hAnsi="Times New Roman" w:cs="Times New Roman"/>
+                <w:sz w:val="28"/>
+                <w:szCs w:val="28"/>
+                <w:lang w:val="en-US"/>
+              </w:rPr>
+            </w:pPr>
+            <w:r>
+              <w:rPr>
+                <w:rFonts w:ascii="Times New Roman" w:hAnsi="Times New Roman" w:cs="Times New Roman"/>
+                <w:color w:val="00B0F0"/>
+                <w:sz w:val="28"/>
+                <w:szCs w:val="28"/>
+                <w:lang w:val="en-US"/>
+              </w:rPr>
+              <w:t>DAC</w:t>
+            </w:r>
+            <w:r>
+              <w:rPr>
+                <w:rFonts w:ascii="Times New Roman" w:hAnsi="Times New Roman" w:cs="Times New Roman"/>
+                <w:color w:val="00B0F0"/>
+                <w:sz w:val="28"/>
+                <w:szCs w:val="28"/>
+                <w:lang w:val="en-US"/>
+              </w:rPr>
+              <w:t>3</w:t>
             </w:r>
           </w:p>
         </w:tc>
@@ -1413,7 +1595,18 @@
                 <w:szCs w:val="28"/>
                 <w:lang w:val="en-US"/>
               </w:rPr>
-              <w:t>REG4</w:t>
+              <w:t>REG</w:t>
+            </w:r>
+            <w:r>
+              <w:rPr>
+                <w:rFonts w:ascii="Times New Roman" w:hAnsi="Times New Roman" w:cs="Times New Roman"/>
+                <w:bCs/>
+                <w:color w:val="00B0F0"/>
+                <w:sz w:val="28"/>
+                <w:szCs w:val="28"/>
+                <w:lang w:val="en-US"/>
+              </w:rPr>
+              <w:t>3</w:t>
             </w:r>
           </w:p>
         </w:tc>
@@ -1559,7 +1752,17 @@
                 <w:sz w:val="28"/>
                 <w:szCs w:val="28"/>
               </w:rPr>
-              <w:t>ADC3</w:t>
+              <w:t>ADC</w:t>
+            </w:r>
+            <w:r>
+              <w:rPr>
+                <w:rFonts w:ascii="Times New Roman" w:hAnsi="Times New Roman" w:cs="Times New Roman"/>
+                <w:color w:val="00B0F0"/>
+                <w:sz w:val="28"/>
+                <w:szCs w:val="28"/>
+                <w:lang w:val="en-US"/>
+              </w:rPr>
+              <w:t>2</w:t>
             </w:r>
           </w:p>
         </w:tc>
@@ -1574,14 +1777,16 @@
                 <w:rFonts w:ascii="Times New Roman" w:hAnsi="Times New Roman" w:cs="Times New Roman"/>
                 <w:sz w:val="28"/>
                 <w:szCs w:val="28"/>
-              </w:rPr>
-            </w:pPr>
-            <w:r>
-              <w:rPr>
-                <w:rFonts w:ascii="Times New Roman" w:hAnsi="Times New Roman" w:cs="Times New Roman"/>
-                <w:b/>
-                <w:sz w:val="28"/>
-                <w:szCs w:val="28"/>
+                <w:lang w:val="en-US"/>
+              </w:rPr>
+            </w:pPr>
+            <w:r>
+              <w:rPr>
+                <w:rFonts w:ascii="Times New Roman" w:hAnsi="Times New Roman" w:cs="Times New Roman"/>
+                <w:b/>
+                <w:sz w:val="28"/>
+                <w:szCs w:val="28"/>
+                <w:lang w:val="en-US"/>
               </w:rPr>
               <w:t>AD5531</w:t>
             </w:r>
@@ -1593,77 +1798,134 @@
                 <w:rFonts w:ascii="Times New Roman" w:hAnsi="Times New Roman" w:cs="Times New Roman"/>
                 <w:sz w:val="28"/>
                 <w:szCs w:val="28"/>
-              </w:rPr>
-            </w:pPr>
-            <w:r>
-              <w:rPr>
-                <w:rFonts w:ascii="Times New Roman" w:hAnsi="Times New Roman" w:cs="Times New Roman"/>
-                <w:sz w:val="28"/>
-                <w:szCs w:val="28"/>
-              </w:rPr>
-              <w:t>12 р.</w:t>
-            </w:r>
-          </w:p>
-          <w:p>
-            <w:pPr>
-              <w:jc w:val="center"/>
-              <w:rPr>
-                <w:rFonts w:ascii="Times New Roman" w:hAnsi="Times New Roman" w:cs="Times New Roman"/>
-                <w:sz w:val="28"/>
-                <w:szCs w:val="28"/>
-                <w:lang w:val="en-US"/>
-              </w:rPr>
-            </w:pPr>
-            <w:r>
-              <w:rPr>
-                <w:rFonts w:ascii="Times New Roman" w:hAnsi="Times New Roman" w:cs="Times New Roman"/>
-                <w:sz w:val="28"/>
-                <w:szCs w:val="28"/>
-              </w:rPr>
-              <w:t>12 р.</w:t>
-            </w:r>
-          </w:p>
-          <w:p>
-            <w:pPr>
-              <w:jc w:val="center"/>
-              <w:rPr>
-                <w:rFonts w:ascii="Times New Roman" w:hAnsi="Times New Roman" w:cs="Times New Roman"/>
-                <w:color w:val="00B0F0"/>
-                <w:sz w:val="28"/>
-                <w:szCs w:val="28"/>
-                <w:lang w:val="en-US"/>
-              </w:rPr>
-            </w:pPr>
-            <w:r>
-              <w:rPr>
-                <w:rFonts w:ascii="Times New Roman" w:hAnsi="Times New Roman" w:cs="Times New Roman"/>
-                <w:color w:val="00B0F0"/>
-                <w:sz w:val="28"/>
-                <w:szCs w:val="28"/>
-                <w:lang w:val="en-US"/>
-              </w:rPr>
-              <w:t>DAC5</w:t>
-            </w:r>
-          </w:p>
-          <w:p>
-            <w:pPr>
-              <w:jc w:val="center"/>
-              <w:rPr>
-                <w:rFonts w:ascii="Times New Roman" w:hAnsi="Times New Roman" w:cs="Times New Roman"/>
-                <w:sz w:val="28"/>
-                <w:szCs w:val="28"/>
-                <w:lang w:val="en-US"/>
-              </w:rPr>
-            </w:pPr>
-            <w:r>
-              <w:rPr>
-                <w:rFonts w:ascii="Times New Roman" w:hAnsi="Times New Roman" w:cs="Times New Roman"/>
-                <w:color w:val="00B0F0"/>
-                <w:sz w:val="28"/>
-                <w:szCs w:val="28"/>
-                <w:lang w:val="en-US"/>
-              </w:rPr>
-              <w:t>DAC6</w:t>
+                <w:lang w:val="en-US"/>
+              </w:rPr>
+            </w:pPr>
+            <w:r>
+              <w:rPr>
+                <w:rFonts w:ascii="Times New Roman" w:hAnsi="Times New Roman" w:cs="Times New Roman"/>
+                <w:sz w:val="28"/>
+                <w:szCs w:val="28"/>
+                <w:lang w:val="en-US"/>
+              </w:rPr>
+              <w:t xml:space="preserve">12 </w:t>
+            </w:r>
+            <w:r>
+              <w:rPr>
+                <w:rFonts w:ascii="Times New Roman" w:hAnsi="Times New Roman" w:cs="Times New Roman"/>
+                <w:sz w:val="28"/>
+                <w:szCs w:val="28"/>
+              </w:rPr>
+              <w:t>р</w:t>
+            </w:r>
+            <w:r>
+              <w:rPr>
+                <w:rFonts w:ascii="Times New Roman" w:hAnsi="Times New Roman" w:cs="Times New Roman"/>
+                <w:sz w:val="28"/>
+                <w:szCs w:val="28"/>
+                <w:lang w:val="en-US"/>
+              </w:rPr>
+              <w:t>.</w:t>
+            </w:r>
+          </w:p>
+          <w:p>
+            <w:pPr>
+              <w:jc w:val="center"/>
+              <w:rPr>
+                <w:rFonts w:ascii="Times New Roman" w:hAnsi="Times New Roman" w:cs="Times New Roman"/>
+                <w:sz w:val="28"/>
+                <w:szCs w:val="28"/>
+                <w:lang w:val="en-US"/>
+              </w:rPr>
+            </w:pPr>
+            <w:r>
+              <w:rPr>
+                <w:rFonts w:ascii="Times New Roman" w:hAnsi="Times New Roman" w:cs="Times New Roman"/>
+                <w:sz w:val="28"/>
+                <w:szCs w:val="28"/>
+                <w:lang w:val="en-US"/>
+              </w:rPr>
+              <w:t xml:space="preserve">12 </w:t>
+            </w:r>
+            <w:r>
+              <w:rPr>
+                <w:rFonts w:ascii="Times New Roman" w:hAnsi="Times New Roman" w:cs="Times New Roman"/>
+                <w:sz w:val="28"/>
+                <w:szCs w:val="28"/>
+              </w:rPr>
+              <w:t>р</w:t>
+            </w:r>
+            <w:r>
+              <w:rPr>
+                <w:rFonts w:ascii="Times New Roman" w:hAnsi="Times New Roman" w:cs="Times New Roman"/>
+                <w:sz w:val="28"/>
+                <w:szCs w:val="28"/>
+                <w:lang w:val="en-US"/>
+              </w:rPr>
+              <w:t>.</w:t>
+            </w:r>
+          </w:p>
+          <w:p>
+            <w:pPr>
+              <w:jc w:val="center"/>
+              <w:rPr>
+                <w:rFonts w:ascii="Times New Roman" w:hAnsi="Times New Roman" w:cs="Times New Roman"/>
+                <w:color w:val="00B0F0"/>
+                <w:sz w:val="28"/>
+                <w:szCs w:val="28"/>
+                <w:lang w:val="en-US"/>
+              </w:rPr>
+            </w:pPr>
+            <w:r>
+              <w:rPr>
+                <w:rFonts w:ascii="Times New Roman" w:hAnsi="Times New Roman" w:cs="Times New Roman"/>
+                <w:color w:val="00B0F0"/>
+                <w:sz w:val="28"/>
+                <w:szCs w:val="28"/>
+                <w:lang w:val="en-US"/>
+              </w:rPr>
+              <w:t>DAC</w:t>
+            </w:r>
+            <w:r>
+              <w:rPr>
+                <w:rFonts w:ascii="Times New Roman" w:hAnsi="Times New Roman" w:cs="Times New Roman"/>
+                <w:color w:val="00B0F0"/>
+                <w:sz w:val="28"/>
+                <w:szCs w:val="28"/>
+                <w:lang w:val="en-US"/>
+              </w:rPr>
+              <w:t>4</w:t>
+            </w:r>
+          </w:p>
+          <w:p>
+            <w:pPr>
+              <w:jc w:val="center"/>
+              <w:rPr>
+                <w:rFonts w:ascii="Times New Roman" w:hAnsi="Times New Roman" w:cs="Times New Roman"/>
+                <w:sz w:val="28"/>
+                <w:szCs w:val="28"/>
+                <w:lang w:val="en-US"/>
+              </w:rPr>
+            </w:pPr>
+            <w:r>
+              <w:rPr>
+                <w:rFonts w:ascii="Times New Roman" w:hAnsi="Times New Roman" w:cs="Times New Roman"/>
+                <w:color w:val="00B0F0"/>
+                <w:sz w:val="28"/>
+                <w:szCs w:val="28"/>
+                <w:lang w:val="en-US"/>
+              </w:rPr>
+              <w:t>DAC</w:t>
+            </w:r>
+            <w:r>
+              <w:rPr>
+                <w:rFonts w:ascii="Times New Roman" w:hAnsi="Times New Roman" w:cs="Times New Roman"/>
+                <w:color w:val="00B0F0"/>
+                <w:sz w:val="28"/>
+                <w:szCs w:val="28"/>
+                <w:lang w:val="en-US"/>
+              </w:rPr>
+              <w:t>5</w:t>
             </w:r>
           </w:p>
         </w:tc>
@@ -1745,7 +2007,18 @@
                 <w:szCs w:val="28"/>
                 <w:lang w:val="en-US"/>
               </w:rPr>
-              <w:t>REG5</w:t>
+              <w:t>REG</w:t>
+            </w:r>
+            <w:r>
+              <w:rPr>
+                <w:rFonts w:ascii="Times New Roman" w:hAnsi="Times New Roman" w:cs="Times New Roman"/>
+                <w:bCs/>
+                <w:color w:val="00B0F0"/>
+                <w:sz w:val="28"/>
+                <w:szCs w:val="28"/>
+                <w:lang w:val="en-US"/>
+              </w:rPr>
+              <w:t>4</w:t>
             </w:r>
           </w:p>
         </w:tc>
@@ -1965,7 +2238,17 @@
                 <w:szCs w:val="28"/>
                 <w:lang w:val="en-US"/>
               </w:rPr>
-              <w:t>ADC4</w:t>
+              <w:t>ADC</w:t>
+            </w:r>
+            <w:r>
+              <w:rPr>
+                <w:rFonts w:ascii="Times New Roman" w:hAnsi="Times New Roman" w:cs="Times New Roman"/>
+                <w:color w:val="00B0F0"/>
+                <w:sz w:val="28"/>
+                <w:szCs w:val="28"/>
+                <w:lang w:val="en-US"/>
+              </w:rPr>
+              <w:t>3</w:t>
             </w:r>
           </w:p>
         </w:tc>
@@ -2082,7 +2365,17 @@
                 <w:szCs w:val="28"/>
                 <w:lang w:val="en-US"/>
               </w:rPr>
-              <w:t>REG6</w:t>
+              <w:t>REG</w:t>
+            </w:r>
+            <w:r>
+              <w:rPr>
+                <w:rFonts w:ascii="Times New Roman" w:hAnsi="Times New Roman" w:cs="Times New Roman"/>
+                <w:color w:val="00B0F0"/>
+                <w:sz w:val="28"/>
+                <w:szCs w:val="28"/>
+                <w:lang w:val="en-US"/>
+              </w:rPr>
+              <w:t>5</w:t>
             </w:r>
           </w:p>
         </w:tc>
@@ -2299,7 +2592,17 @@
                 <w:szCs w:val="28"/>
                 <w:lang w:val="en-US"/>
               </w:rPr>
-              <w:t>DAC7</w:t>
+              <w:t>DAC</w:t>
+            </w:r>
+            <w:r>
+              <w:rPr>
+                <w:rFonts w:ascii="Times New Roman" w:hAnsi="Times New Roman" w:cs="Times New Roman"/>
+                <w:color w:val="00B0F0"/>
+                <w:sz w:val="28"/>
+                <w:szCs w:val="28"/>
+                <w:lang w:val="en-US"/>
+              </w:rPr>
+              <w:t>6</w:t>
             </w:r>
           </w:p>
         </w:tc>
@@ -2369,7 +2672,17 @@
                 <w:szCs w:val="28"/>
                 <w:lang w:val="en-US"/>
               </w:rPr>
-              <w:t>REG7</w:t>
+              <w:t>REG</w:t>
+            </w:r>
+            <w:r>
+              <w:rPr>
+                <w:rFonts w:ascii="Times New Roman" w:hAnsi="Times New Roman" w:cs="Times New Roman"/>
+                <w:color w:val="00B0F0"/>
+                <w:sz w:val="28"/>
+                <w:szCs w:val="28"/>
+                <w:lang w:val="en-US"/>
+              </w:rPr>
+              <w:t>6</w:t>
             </w:r>
           </w:p>
         </w:tc>
